--- a/template/supabase-files/BAK corpo_faturado.docx
+++ b/template/supabase-files/BAK corpo_faturado.docx
@@ -21248,7 +21248,7 @@
           <w:sz w:val="22"/>
           <w:szCs w:val="22"/>
         </w:rPr>
-        <w:t>por meio digital</w:t>
+        <w:t>em «TIPO_ASS»</w:t>
       </w:r>
       <w:r>
         <w:rPr>
@@ -21359,14 +21359,6 @@
           <w:szCs w:val="22"/>
         </w:rPr>
         <w:t>.</w:t>
-      </w:r>
-    </w:p>
-    <w:p>
-      <w:r>
-        <w:t xml:space="preserve"> </w:t>
-      </w:r>
-      <w:r>
-        <w:t>«TIPO_ASS»</w:t>
       </w:r>
     </w:p>
     <w:p>
